--- a/2026-Q2/12-ObedienceOfFaith-Ch12-16/2026-06-28-Romans-Ch12-16.docx
+++ b/2026-Q2/12-ObedienceOfFaith-Ch12-16/2026-06-28-Romans-Ch12-16.docx
@@ -1,9 +1,12 @@
 
 <file path=word/document.xml><?xml version="1.0" encoding="utf-8"?>
-<w:document xmlns:wpc="http://schemas.microsoft.com/office/word/2010/wordprocessingCanvas" xmlns:cx="http://schemas.microsoft.com/office/drawing/2014/chartex" xmlns:cx1="http://schemas.microsoft.com/office/drawing/2015/9/8/chartex" xmlns:cx2="http://schemas.microsoft.com/office/drawing/2015/10/21/chartex" xmlns:cx3="http://schemas.microsoft.com/office/drawing/2016/5/9/chartex" xmlns:cx4="http://schemas.microsoft.com/office/drawing/2016/5/10/chartex" xmlns:cx5="http://schemas.microsoft.com/office/drawing/2016/5/11/chartex" xmlns:cx6="http://schemas.microsoft.com/office/drawing/2016/5/12/chartex" xmlns:cx7="http://schemas.microsoft.com/office/drawing/2016/5/13/chartex" xmlns:cx8="http://schemas.microsoft.com/office/drawing/2016/5/14/chartex" xmlns:mc="http://schemas.openxmlformats.org/markup-compatibility/2006" xmlns:m="http://schemas.openxmlformats.org/officeDocument/2006/math" xmlns:aink="http://schemas.microsoft.com/office/drawing/2016/ink" xmlns:am3d="http://schemas.microsoft.com/office/drawing/2017/model3d" xmlns:oel="http://schemas.microsoft.com/office/2019/extlst" xmlns:r="http://schemas.openxmlformats.org/officeDocument/2006/relationships" xmlns:wp14="http://schemas.microsoft.com/office/word/2010/wordprocessingDrawing" xmlns:wp="http://schemas.openxmlformats.org/drawingml/2006/wordprocessingDrawing" xmlns:wpg="http://schemas.microsoft.com/office/word/2010/wordprocessingGroup" xmlns:wpi="http://schemas.microsoft.com/office/word/2010/wordprocessingInk" xmlns:wps="http://schemas.microsoft.com/office/word/2010/wordprocessingShape" xmlns:o="urn:schemas-microsoft-com:office:office" xmlns:v="urn:schemas-microsoft-com:vml" xmlns:w10="urn:schemas-microsoft-com:office:word" xmlns:w="http://schemas.openxmlformats.org/wordprocessingml/2006/main" xmlns:w14="http://schemas.microsoft.com/office/word/2010/wordml" xmlns:w15="http://schemas.microsoft.com/office/word/2012/wordml" xmlns:w16cex="http://schemas.microsoft.com/office/word/2018/wordml/cex" xmlns:w16cid="http://schemas.microsoft.com/office/word/2016/wordml/cid" xmlns:w16="http://schemas.microsoft.com/office/word/2018/wordml" xmlns:w16sdtdh="http://schemas.microsoft.com/office/word/2020/wordml/sdtdatahash" xmlns:w16sdtfl="http://schemas.microsoft.com/office/word/2024/wordml/sdtformatlock" xmlns:w16se="http://schemas.microsoft.com/office/word/2015/wordml/symex" xmlns:w16du="http://schemas.microsoft.com/office/word/2023/wordml/word16du" xmlns:wne="http://schemas.microsoft.com/office/word/2006/wordml" mc:Ignorable="w14 w15 w16se w16cid w16 w16cex w16sdtdh w16sdtfl w16du wp14">
+<w:document xmlns:wpc="http://schemas.microsoft.com/office/word/2010/wordprocessingCanvas" xmlns:cx="http://schemas.microsoft.com/office/drawing/2014/chartex" xmlns:cx1="http://schemas.microsoft.com/office/drawing/2015/9/8/chartex" xmlns:cx2="http://schemas.microsoft.com/office/drawing/2015/10/21/chartex" xmlns:cx3="http://schemas.microsoft.com/office/drawing/2016/5/9/chartex" xmlns:cx4="http://schemas.microsoft.com/office/drawing/2016/5/10/chartex" xmlns:cx5="http://schemas.microsoft.com/office/drawing/2016/5/11/chartex" xmlns:cx6="http://schemas.microsoft.com/office/drawing/2016/5/12/chartex" xmlns:cx7="http://schemas.microsoft.com/office/drawing/2016/5/13/chartex" xmlns:cx8="http://schemas.microsoft.com/office/drawing/2016/5/14/chartex" xmlns:mc="http://schemas.openxmlformats.org/markup-compatibility/2006" xmlns:aink="http://schemas.microsoft.com/office/drawing/2016/ink" xmlns:am3d="http://schemas.microsoft.com/office/drawing/2017/model3d" xmlns:o="urn:schemas-microsoft-com:office:office" xmlns:oel="http://schemas.microsoft.com/office/2019/extlst" xmlns:r="http://schemas.openxmlformats.org/officeDocument/2006/relationships" xmlns:m="http://schemas.openxmlformats.org/officeDocument/2006/math" xmlns:v="urn:schemas-microsoft-com:vml" xmlns:wp14="http://schemas.microsoft.com/office/word/2010/wordprocessingDrawing" xmlns:wp="http://schemas.openxmlformats.org/drawingml/2006/wordprocessingDrawing" xmlns:w10="urn:schemas-microsoft-com:office:word" xmlns:w="http://schemas.openxmlformats.org/wordprocessingml/2006/main" xmlns:w14="http://schemas.microsoft.com/office/word/2010/wordml" xmlns:w15="http://schemas.microsoft.com/office/word/2012/wordml" xmlns:w16cex="http://schemas.microsoft.com/office/word/2018/wordml/cex" xmlns:w16cid="http://schemas.microsoft.com/office/word/2016/wordml/cid" xmlns:w16="http://schemas.microsoft.com/office/word/2018/wordml" xmlns:w16du="http://schemas.microsoft.com/office/word/2023/wordml/word16du" xmlns:w16sdtdh="http://schemas.microsoft.com/office/word/2020/wordml/sdtdatahash" xmlns:w16sdtfl="http://schemas.microsoft.com/office/word/2024/wordml/sdtformatlock" xmlns:w16se="http://schemas.microsoft.com/office/word/2015/wordml/symex" xmlns:wpg="http://schemas.microsoft.com/office/word/2010/wordprocessingGroup" xmlns:wpi="http://schemas.microsoft.com/office/word/2010/wordprocessingInk" xmlns:wne="http://schemas.microsoft.com/office/word/2006/wordml" xmlns:wps="http://schemas.microsoft.com/office/word/2010/wordprocessingShape" mc:Ignorable="w14 w15 w16se w16cid w16 w16cex w16sdtdh w16sdtfl w16du wp14">
   <w:body>
     <w:p>
       <w:r>
+        <w:rPr>
+          <w:noProof/>
+        </w:rPr>
         <w:drawing>
           <wp:inline distT="0" distB="0" distL="0" distR="0" wp14:anchorId="7B9BD0CA" wp14:editId="0D086287">
             <wp:extent cx="5943600" cy="4457700"/>
@@ -56,6 +59,9 @@
     </w:p>
     <w:p>
       <w:r>
+        <w:rPr>
+          <w:noProof/>
+        </w:rPr>
         <w:lastRenderedPageBreak/>
         <w:drawing>
           <wp:inline distT="0" distB="0" distL="0" distR="0" wp14:anchorId="6F4508E9" wp14:editId="1C4D3BFC">
@@ -109,6 +115,9 @@
     </w:p>
     <w:p>
       <w:r>
+        <w:rPr>
+          <w:noProof/>
+        </w:rPr>
         <w:lastRenderedPageBreak/>
         <w:drawing>
           <wp:inline distT="0" distB="0" distL="0" distR="0" wp14:anchorId="3DD168A0" wp14:editId="11A45404">
@@ -193,23 +202,7 @@
           <w:i/>
           <w:iCs/>
         </w:rPr>
-        <w:t>“</w:t>
-      </w:r>
-      <w:proofErr w:type="gramStart"/>
-      <w:r>
-        <w:rPr>
-          <w:i/>
-          <w:iCs/>
-        </w:rPr>
-        <w:t>through</w:t>
-      </w:r>
-      <w:proofErr w:type="gramEnd"/>
-      <w:r>
-        <w:rPr>
-          <w:i/>
-          <w:iCs/>
-        </w:rPr>
-        <w:t xml:space="preserve"> whom we have received grace and our apostleship to bring about the </w:t>
+        <w:t xml:space="preserve">“through whom we have received grace and our apostleship to bring about the </w:t>
       </w:r>
       <w:r>
         <w:rPr>
@@ -266,24 +259,7 @@
           <w:i/>
           <w:iCs/>
         </w:rPr>
-        <w:lastRenderedPageBreak/>
-        <w:t xml:space="preserve">This phrase forms an </w:t>
-      </w:r>
-      <w:proofErr w:type="spellStart"/>
-      <w:r>
-        <w:rPr>
-          <w:i/>
-          <w:iCs/>
-        </w:rPr>
-        <w:t>inclusio</w:t>
-      </w:r>
-      <w:proofErr w:type="spellEnd"/>
-      <w:r>
-        <w:rPr>
-          <w:i/>
-          <w:iCs/>
-        </w:rPr>
-        <w:t xml:space="preserve"> around the entire epistle. Paul begins and ends Romans with “the obedience of faith.”</w:t>
+        <w:t>This phrase forms an inclusio around the entire epistle. Paul begins and ends Romans with “the obedience of faith.”</w:t>
       </w:r>
     </w:p>
     <w:p>
@@ -377,6 +353,7 @@
           <w:i/>
           <w:iCs/>
         </w:rPr>
+        <w:lastRenderedPageBreak/>
         <w:t>Faith is the root.</w:t>
       </w:r>
     </w:p>
@@ -408,15 +385,7 @@
         </w:numPr>
       </w:pPr>
       <w:r>
-        <w:t>“</w:t>
-      </w:r>
-      <w:proofErr w:type="gramStart"/>
-      <w:r>
-        <w:t>the</w:t>
-      </w:r>
-      <w:proofErr w:type="gramEnd"/>
-      <w:r>
-        <w:t xml:space="preserve"> obedience that faith produces.”</w:t>
+        <w:t>“the obedience that faith produces.”</w:t>
       </w:r>
     </w:p>
     <w:p>
@@ -515,7 +484,6 @@
     </w:p>
     <w:p>
       <w:r>
-        <w:lastRenderedPageBreak/>
         <w:t xml:space="preserve">In this sense, </w:t>
       </w:r>
       <w:r>
@@ -553,7 +521,6 @@
       <w:r>
         <w:t xml:space="preserve">The Hebrew </w:t>
       </w:r>
-      <w:proofErr w:type="spellStart"/>
       <w:r>
         <w:rPr>
           <w:i/>
@@ -561,7 +528,6 @@
         </w:rPr>
         <w:t>emunah</w:t>
       </w:r>
-      <w:proofErr w:type="spellEnd"/>
       <w:r>
         <w:t xml:space="preserve"> often means:</w:t>
       </w:r>
@@ -612,77 +578,15 @@
       </w:r>
     </w:p>
     <w:p>
-      <w:proofErr w:type="gramStart"/>
+      <w:r>
+        <w:br w:type="page"/>
+      </w:r>
+    </w:p>
+    <w:p>
       <w:r>
         <w:rPr>
-          <w:b/>
-          <w:bCs/>
+          <w:noProof/>
         </w:rPr>
-        <w:t>Thus</w:t>
-      </w:r>
-      <w:proofErr w:type="gramEnd"/>
-      <w:r>
-        <w:rPr>
-          <w:b/>
-          <w:bCs/>
-        </w:rPr>
-        <w:t xml:space="preserve"> the righteous person is not merely someone who trusts God intellectually.</w:t>
-      </w:r>
-    </w:p>
-    <w:p>
-      <w:r>
-        <w:rPr>
-          <w:b/>
-          <w:bCs/>
-        </w:rPr>
-        <w:t>He is someone whose trust expresses itself in faithful allegiance.</w:t>
-      </w:r>
-    </w:p>
-    <w:p>
-      <w:r>
-        <w:t>The distinction is subtle but important.</w:t>
-      </w:r>
-    </w:p>
-    <w:p>
-      <w:pPr>
-        <w:numPr>
-          <w:ilvl w:val="0"/>
-          <w:numId w:val="7"/>
-        </w:numPr>
-      </w:pPr>
-      <w:r>
-        <w:t>Biblical faith is not merely believing that God exists.</w:t>
-      </w:r>
-    </w:p>
-    <w:p>
-      <w:pPr>
-        <w:numPr>
-          <w:ilvl w:val="0"/>
-          <w:numId w:val="7"/>
-        </w:numPr>
-      </w:pPr>
-      <w:r>
-        <w:t>It is entrusting oneself to Him.</w:t>
-      </w:r>
-    </w:p>
-    <w:p>
-      <w:pPr>
-        <w:numPr>
-          <w:ilvl w:val="0"/>
-          <w:numId w:val="7"/>
-        </w:numPr>
-      </w:pPr>
-      <w:r>
-        <w:t>And entrusting oneself necessarily changes one’s conduct.</w:t>
-      </w:r>
-    </w:p>
-    <w:p>
-      <w:r>
-        <w:br w:type="page"/>
-      </w:r>
-    </w:p>
-    <w:p>
-      <w:r>
         <w:lastRenderedPageBreak/>
         <w:drawing>
           <wp:inline distT="0" distB="0" distL="0" distR="0" wp14:anchorId="5E2EAE25" wp14:editId="584492B1">
@@ -749,15 +653,7 @@
         <w:t>soul</w:t>
       </w:r>
       <w:r>
-        <w:t xml:space="preserve"> of the king of Babylon was </w:t>
-      </w:r>
-      <w:proofErr w:type="gramStart"/>
-      <w:r>
-        <w:t>lifted up</w:t>
-      </w:r>
-      <w:proofErr w:type="gramEnd"/>
-      <w:r>
-        <w:t xml:space="preserve"> with pride, he would die, but the godly remnant of Israel would </w:t>
+        <w:t> of the king of Babylon was lifted up with pride, he would die, but the godly remnant of Israel would </w:t>
       </w:r>
       <w:r>
         <w:rPr>
@@ -840,7 +736,6 @@
     </w:p>
     <w:p>
       <w:r>
-        <w:lastRenderedPageBreak/>
         <w:t>Now I would emphasize:</w:t>
       </w:r>
     </w:p>
@@ -917,13 +812,9 @@
       </w:r>
     </w:p>
     <w:p>
-      <w:proofErr w:type="gramStart"/>
-      <w:r>
-        <w:t>Thus</w:t>
-      </w:r>
-      <w:proofErr w:type="gramEnd"/>
-      <w:r>
-        <w:t xml:space="preserve"> faith and obedience are not two separate categories.</w:t>
+      <w:r>
+        <w:lastRenderedPageBreak/>
+        <w:t>Thus faith and obedience are not two separate categories.</w:t>
       </w:r>
     </w:p>
     <w:p>
@@ -949,7 +840,6 @@
       <w:r>
         <w:t xml:space="preserve">The Hebrew </w:t>
       </w:r>
-      <w:proofErr w:type="spellStart"/>
       <w:r>
         <w:rPr>
           <w:i/>
@@ -957,7 +847,6 @@
         </w:rPr>
         <w:t>emunah</w:t>
       </w:r>
-      <w:proofErr w:type="spellEnd"/>
       <w:r>
         <w:t xml:space="preserve"> often means:</w:t>
       </w:r>
@@ -996,21 +885,12 @@
       </w:r>
     </w:p>
     <w:p>
-      <w:proofErr w:type="gramStart"/>
       <w:r>
         <w:rPr>
           <w:b/>
           <w:bCs/>
         </w:rPr>
-        <w:t>Thus</w:t>
-      </w:r>
-      <w:proofErr w:type="gramEnd"/>
-      <w:r>
-        <w:rPr>
-          <w:b/>
-          <w:bCs/>
-        </w:rPr>
-        <w:t xml:space="preserve"> the righteous person is not merely someone who trusts God intellectually.</w:t>
+        <w:t>Thus the righteous person is not merely someone who trusts God intellectually.</w:t>
       </w:r>
     </w:p>
     <w:p>
@@ -1067,6 +947,9 @@
     </w:p>
     <w:p>
       <w:r>
+        <w:rPr>
+          <w:noProof/>
+        </w:rPr>
         <w:lastRenderedPageBreak/>
         <w:drawing>
           <wp:inline distT="0" distB="0" distL="0" distR="0" wp14:anchorId="36FB8DE4" wp14:editId="1D92CE00">
@@ -1119,6 +1002,9 @@
     </w:p>
     <w:p>
       <w:r>
+        <w:rPr>
+          <w:noProof/>
+        </w:rPr>
         <w:lastRenderedPageBreak/>
         <w:drawing>
           <wp:inline distT="0" distB="0" distL="0" distR="0" wp14:anchorId="32D1D6CA" wp14:editId="6F01FE77">
@@ -1171,6 +1057,9 @@
     </w:p>
     <w:p>
       <w:r>
+        <w:rPr>
+          <w:noProof/>
+        </w:rPr>
         <w:lastRenderedPageBreak/>
         <w:drawing>
           <wp:inline distT="0" distB="0" distL="0" distR="0" wp14:anchorId="40D1F5F6" wp14:editId="01C39990">
@@ -1232,109 +1121,6 @@
     </w:p>
     <w:p>
       <w:r>
-        <w:t>Many readers frame the issue as:</w:t>
-      </w:r>
-    </w:p>
-    <w:p>
-      <w:pPr>
-        <w:numPr>
-          <w:ilvl w:val="0"/>
-          <w:numId w:val="14"/>
-        </w:numPr>
-      </w:pPr>
-      <w:r>
-        <w:t>Israel pursued works.</w:t>
-      </w:r>
-    </w:p>
-    <w:p>
-      <w:pPr>
-        <w:numPr>
-          <w:ilvl w:val="0"/>
-          <w:numId w:val="14"/>
-        </w:numPr>
-      </w:pPr>
-      <w:r>
-        <w:t>Gentiles pursued faith.</w:t>
-      </w:r>
-    </w:p>
-    <w:p>
-      <w:r>
-        <w:t>Paul’s point seems deeper.</w:t>
-      </w:r>
-    </w:p>
-    <w:p>
-      <w:pPr>
-        <w:numPr>
-          <w:ilvl w:val="0"/>
-          <w:numId w:val="15"/>
-        </w:numPr>
-      </w:pPr>
-      <w:r>
-        <w:t>Israel often sought covenant blessing while resisting God’s word.</w:t>
-      </w:r>
-    </w:p>
-    <w:p>
-      <w:r>
-        <w:t>Consider Romans 10:16:</w:t>
-      </w:r>
-    </w:p>
-    <w:p>
-      <w:pPr>
-        <w:numPr>
-          <w:ilvl w:val="0"/>
-          <w:numId w:val="16"/>
-        </w:numPr>
-      </w:pPr>
-      <w:r>
-        <w:t>“But not all have obeyed the good news.”</w:t>
-      </w:r>
-    </w:p>
-    <w:p>
-      <w:proofErr w:type="gramStart"/>
-      <w:r>
-        <w:t>Again</w:t>
-      </w:r>
-      <w:proofErr w:type="gramEnd"/>
-      <w:r>
-        <w:t xml:space="preserve"> Paul equates believing and obeying.</w:t>
-      </w:r>
-    </w:p>
-    <w:p>
-      <w:pPr>
-        <w:numPr>
-          <w:ilvl w:val="0"/>
-          <w:numId w:val="17"/>
-        </w:numPr>
-      </w:pPr>
-      <w:r>
-        <w:t>The fundamental issue was not merely a lack of intellectual faith.</w:t>
-      </w:r>
-    </w:p>
-    <w:p>
-      <w:pPr>
-        <w:numPr>
-          <w:ilvl w:val="0"/>
-          <w:numId w:val="17"/>
-        </w:numPr>
-      </w:pPr>
-      <w:r>
-        <w:lastRenderedPageBreak/>
-        <w:t>It was a refusal to submit to God’s righteousness.</w:t>
-      </w:r>
-    </w:p>
-    <w:p>
-      <w:pPr>
-        <w:numPr>
-          <w:ilvl w:val="0"/>
-          <w:numId w:val="17"/>
-        </w:numPr>
-      </w:pPr>
-      <w:r>
-        <w:t>“For ignoring the righteousness that comes from God, and seeking instead to establish their own righteousness, they did not submit to God’s righteousness.” (Romans 10:3, NET)</w:t>
-      </w:r>
-    </w:p>
-    <w:p>
-      <w:r>
         <w:t xml:space="preserve">Notice the key word:  </w:t>
       </w:r>
       <w:r>
@@ -1428,6 +1214,9 @@
     </w:p>
     <w:p>
       <w:r>
+        <w:rPr>
+          <w:noProof/>
+        </w:rPr>
         <w:lastRenderedPageBreak/>
         <w:drawing>
           <wp:inline distT="0" distB="0" distL="0" distR="0" wp14:anchorId="7EE55FED" wp14:editId="6FCCE7A6">
@@ -1570,6 +1359,9 @@
     </w:p>
     <w:p>
       <w:r>
+        <w:rPr>
+          <w:noProof/>
+        </w:rPr>
         <w:lastRenderedPageBreak/>
         <w:drawing>
           <wp:inline distT="0" distB="0" distL="0" distR="0" wp14:anchorId="054CEC64" wp14:editId="0B90D66D">
@@ -1623,7 +1415,7 @@
     </w:p>
     <w:p/>
     <w:sectPr>
-      <w:pgSz w:w="12240" w:h="15840"/>
+      <w:pgSz w:w="12240" w:h="20160" w:code="5"/>
       <w:pgMar w:top="1440" w:right="1440" w:bottom="1440" w:left="1440" w:header="720" w:footer="720" w:gutter="0"/>
       <w:cols w:space="720"/>
       <w:docGrid w:linePitch="360"/>
@@ -1633,7 +1425,7 @@
 </file>
 
 <file path=word/numbering.xml><?xml version="1.0" encoding="utf-8"?>
-<w:numbering xmlns:wpc="http://schemas.microsoft.com/office/word/2010/wordprocessingCanvas" xmlns:cx="http://schemas.microsoft.com/office/drawing/2014/chartex" xmlns:cx1="http://schemas.microsoft.com/office/drawing/2015/9/8/chartex" xmlns:cx2="http://schemas.microsoft.com/office/drawing/2015/10/21/chartex" xmlns:cx3="http://schemas.microsoft.com/office/drawing/2016/5/9/chartex" xmlns:cx4="http://schemas.microsoft.com/office/drawing/2016/5/10/chartex" xmlns:cx5="http://schemas.microsoft.com/office/drawing/2016/5/11/chartex" xmlns:cx6="http://schemas.microsoft.com/office/drawing/2016/5/12/chartex" xmlns:cx7="http://schemas.microsoft.com/office/drawing/2016/5/13/chartex" xmlns:cx8="http://schemas.microsoft.com/office/drawing/2016/5/14/chartex" xmlns:mc="http://schemas.openxmlformats.org/markup-compatibility/2006" xmlns:m="http://schemas.openxmlformats.org/officeDocument/2006/math" xmlns:aink="http://schemas.microsoft.com/office/drawing/2016/ink" xmlns:am3d="http://schemas.microsoft.com/office/drawing/2017/model3d" xmlns:oel="http://schemas.microsoft.com/office/2019/extlst" xmlns:r="http://schemas.openxmlformats.org/officeDocument/2006/relationships" xmlns:wp14="http://schemas.microsoft.com/office/word/2010/wordprocessingDrawing" xmlns:wp="http://schemas.openxmlformats.org/drawingml/2006/wordprocessingDrawing" xmlns:wpg="http://schemas.microsoft.com/office/word/2010/wordprocessingGroup" xmlns:wpi="http://schemas.microsoft.com/office/word/2010/wordprocessingInk" xmlns:wps="http://schemas.microsoft.com/office/word/2010/wordprocessingShape" xmlns:o="urn:schemas-microsoft-com:office:office" xmlns:v="urn:schemas-microsoft-com:vml" xmlns:w10="urn:schemas-microsoft-com:office:word" xmlns:w="http://schemas.openxmlformats.org/wordprocessingml/2006/main" xmlns:w14="http://schemas.microsoft.com/office/word/2010/wordml" xmlns:w15="http://schemas.microsoft.com/office/word/2012/wordml" xmlns:w16cex="http://schemas.microsoft.com/office/word/2018/wordml/cex" xmlns:w16cid="http://schemas.microsoft.com/office/word/2016/wordml/cid" xmlns:w16="http://schemas.microsoft.com/office/word/2018/wordml" xmlns:w16sdtdh="http://schemas.microsoft.com/office/word/2020/wordml/sdtdatahash" xmlns:w16sdtfl="http://schemas.microsoft.com/office/word/2024/wordml/sdtformatlock" xmlns:w16se="http://schemas.microsoft.com/office/word/2015/wordml/symex" xmlns:w16du="http://schemas.microsoft.com/office/word/2023/wordml/word16du" xmlns:wne="http://schemas.microsoft.com/office/word/2006/wordml" mc:Ignorable="w14 w15 w16se w16cid w16 w16cex w16sdtdh w16sdtfl w16du wp14">
+<w:numbering xmlns:wpc="http://schemas.microsoft.com/office/word/2010/wordprocessingCanvas" xmlns:cx="http://schemas.microsoft.com/office/drawing/2014/chartex" xmlns:cx1="http://schemas.microsoft.com/office/drawing/2015/9/8/chartex" xmlns:cx2="http://schemas.microsoft.com/office/drawing/2015/10/21/chartex" xmlns:cx3="http://schemas.microsoft.com/office/drawing/2016/5/9/chartex" xmlns:cx4="http://schemas.microsoft.com/office/drawing/2016/5/10/chartex" xmlns:cx5="http://schemas.microsoft.com/office/drawing/2016/5/11/chartex" xmlns:cx6="http://schemas.microsoft.com/office/drawing/2016/5/12/chartex" xmlns:cx7="http://schemas.microsoft.com/office/drawing/2016/5/13/chartex" xmlns:cx8="http://schemas.microsoft.com/office/drawing/2016/5/14/chartex" xmlns:mc="http://schemas.openxmlformats.org/markup-compatibility/2006" xmlns:aink="http://schemas.microsoft.com/office/drawing/2016/ink" xmlns:am3d="http://schemas.microsoft.com/office/drawing/2017/model3d" xmlns:o="urn:schemas-microsoft-com:office:office" xmlns:oel="http://schemas.microsoft.com/office/2019/extlst" xmlns:r="http://schemas.openxmlformats.org/officeDocument/2006/relationships" xmlns:m="http://schemas.openxmlformats.org/officeDocument/2006/math" xmlns:v="urn:schemas-microsoft-com:vml" xmlns:wp14="http://schemas.microsoft.com/office/word/2010/wordprocessingDrawing" xmlns:wp="http://schemas.openxmlformats.org/drawingml/2006/wordprocessingDrawing" xmlns:w10="urn:schemas-microsoft-com:office:word" xmlns:w="http://schemas.openxmlformats.org/wordprocessingml/2006/main" xmlns:w14="http://schemas.microsoft.com/office/word/2010/wordml" xmlns:w15="http://schemas.microsoft.com/office/word/2012/wordml" xmlns:w16cex="http://schemas.microsoft.com/office/word/2018/wordml/cex" xmlns:w16cid="http://schemas.microsoft.com/office/word/2016/wordml/cid" xmlns:w16="http://schemas.microsoft.com/office/word/2018/wordml" xmlns:w16du="http://schemas.microsoft.com/office/word/2023/wordml/word16du" xmlns:w16sdtdh="http://schemas.microsoft.com/office/word/2020/wordml/sdtdatahash" xmlns:w16sdtfl="http://schemas.microsoft.com/office/word/2024/wordml/sdtformatlock" xmlns:w16se="http://schemas.microsoft.com/office/word/2015/wordml/symex" xmlns:wpg="http://schemas.microsoft.com/office/word/2010/wordprocessingGroup" xmlns:wpi="http://schemas.microsoft.com/office/word/2010/wordprocessingInk" xmlns:wne="http://schemas.microsoft.com/office/word/2006/wordml" xmlns:wps="http://schemas.microsoft.com/office/word/2010/wordprocessingShape" mc:Ignorable="w14 w15 w16se w16cid w16 w16cex w16sdtdh w16sdtfl w16du wp14">
   <w:abstractNum w:abstractNumId="0" w15:restartNumberingAfterBreak="0">
     <w:nsid w:val="055538C0"/>
     <w:multiLevelType w:val="hybridMultilevel"/>
@@ -4498,7 +4290,7 @@
 </file>
 
 <file path=word/styles.xml><?xml version="1.0" encoding="utf-8"?>
-<w:styles xmlns:mc="http://schemas.openxmlformats.org/markup-compatibility/2006" xmlns:r="http://schemas.openxmlformats.org/officeDocument/2006/relationships" xmlns:w="http://schemas.openxmlformats.org/wordprocessingml/2006/main" xmlns:w14="http://schemas.microsoft.com/office/word/2010/wordml" xmlns:w15="http://schemas.microsoft.com/office/word/2012/wordml" xmlns:w16cex="http://schemas.microsoft.com/office/word/2018/wordml/cex" xmlns:w16cid="http://schemas.microsoft.com/office/word/2016/wordml/cid" xmlns:w16="http://schemas.microsoft.com/office/word/2018/wordml" xmlns:w16sdtdh="http://schemas.microsoft.com/office/word/2020/wordml/sdtdatahash" xmlns:w16sdtfl="http://schemas.microsoft.com/office/word/2024/wordml/sdtformatlock" xmlns:w16se="http://schemas.microsoft.com/office/word/2015/wordml/symex" xmlns:w16du="http://schemas.microsoft.com/office/word/2023/wordml/word16du" mc:Ignorable="w14 w15 w16se w16cid w16 w16cex w16sdtdh w16sdtfl w16du">
+<w:styles xmlns:mc="http://schemas.openxmlformats.org/markup-compatibility/2006" xmlns:r="http://schemas.openxmlformats.org/officeDocument/2006/relationships" xmlns:w="http://schemas.openxmlformats.org/wordprocessingml/2006/main" xmlns:w14="http://schemas.microsoft.com/office/word/2010/wordml" xmlns:w15="http://schemas.microsoft.com/office/word/2012/wordml" xmlns:w16cex="http://schemas.microsoft.com/office/word/2018/wordml/cex" xmlns:w16cid="http://schemas.microsoft.com/office/word/2016/wordml/cid" xmlns:w16="http://schemas.microsoft.com/office/word/2018/wordml" xmlns:w16du="http://schemas.microsoft.com/office/word/2023/wordml/word16du" xmlns:w16sdtdh="http://schemas.microsoft.com/office/word/2020/wordml/sdtdatahash" xmlns:w16sdtfl="http://schemas.microsoft.com/office/word/2024/wordml/sdtformatlock" xmlns:w16se="http://schemas.microsoft.com/office/word/2015/wordml/symex" mc:Ignorable="w14 w15 w16se w16cid w16 w16cex w16sdtdh w16sdtfl w16du">
   <w:docDefaults>
     <w:rPrDefault>
       <w:rPr>
@@ -5100,6 +4892,7 @@
   <w:style w:type="character" w:default="1" w:styleId="DefaultParagraphFont">
     <w:name w:val="Default Paragraph Font"/>
     <w:uiPriority w:val="1"/>
+    <w:semiHidden/>
     <w:unhideWhenUsed/>
   </w:style>
   <w:style w:type="table" w:default="1" w:styleId="TableNormal">
